--- a/docs/AIKOL Booking System - Admin Guide.docx
+++ b/docs/AIKOL Booking System - Admin Guide.docx
@@ -828,7 +828,7 @@
               <w:rPr>
                 <w:sz w:val="19"/>
               </w:rPr>
-              <w:t>Booking rules, email, academic calendars, site wording, data and the audit log</w:t>
+              <w:t>Booking rules, email delivery, academic calendars, site wording, the wording of each email, data and the audit log</w:t>
             </w:r>
           </w:p>
         </w:tc>
@@ -2656,6 +2656,15 @@
         <w:rPr>
           <w:b/>
         </w:rPr>
+        <w:t>Emails</w:t>
+      </w:r>
+      <w:r>
+        <w:t xml:space="preserve">, </w:t>
+      </w:r>
+      <w:r>
+        <w:rPr>
+          <w:b/>
+        </w:rPr>
         <w:t>Data</w:t>
       </w:r>
       <w:r>
@@ -3015,7 +3024,33 @@
         <w:rPr>
           <w:color w:val="14675B"/>
         </w:rPr>
-        <w:t>Data</w:t>
+        <w:t>Emails</w:t>
+      </w:r>
+    </w:p>
+    <w:p>
+      <w:pPr>
+        <w:jc w:val="left"/>
+      </w:pPr>
+      <w:r>
+        <w:t xml:space="preserve">Every email the system sends is listed here with when it goes out: booking received, approved, not approved, cancelled, the car's management decision, weekly bookings, confirming an email address, resetting a password, and accounts the office creates. </w:t>
+      </w:r>
+      <w:r>
+        <w:rPr>
+          <w:b/>
+        </w:rPr>
+        <w:t>Edited</w:t>
+      </w:r>
+      <w:r>
+        <w:t xml:space="preserve"> means the office has changed it; </w:t>
+      </w:r>
+      <w:r>
+        <w:rPr>
+          <w:b/>
+        </w:rPr>
+        <w:t>Default</w:t>
+      </w:r>
+      <w:r>
+        <w:t xml:space="preserve"> means it reads as it was installed.</w:t>
       </w:r>
     </w:p>
     <w:p>
@@ -3036,7 +3071,7 @@
               <a:graphicData uri="http://schemas.openxmlformats.org/drawingml/2006/picture">
                 <pic:pic>
                   <pic:nvPicPr>
-                    <pic:cNvPr id="0" name="20-data.png"/>
+                    <pic:cNvPr id="0" name="22-emails.png"/>
                     <pic:cNvPicPr/>
                   </pic:nvPicPr>
                   <pic:blipFill>
@@ -3069,7 +3104,7 @@
           <w:color w:val="65716D"/>
           <w:sz w:val="18"/>
         </w:rPr>
-        <w:t>Data: import and export in CSV.</w:t>
+        <w:t>Emails: each email, when it is sent, and whether its wording has been changed.</w:t>
       </w:r>
     </w:p>
     <w:p>
@@ -3077,18 +3112,88 @@
         <w:jc w:val="left"/>
       </w:pPr>
       <w:r>
-        <w:t>Download a template, fill it in in Excel, and upload it. Nothing is written until you have seen the preview: every row with a problem is listed with its line number and every reason, so the spreadsheet can be corrected in one go. Users, venues, vehicles and facilities can all be exported.</w:t>
+        <w:t xml:space="preserve">Choose </w:t>
+      </w:r>
+      <w:r>
+        <w:rPr>
+          <w:b/>
+        </w:rPr>
+        <w:t>Edit</w:t>
+      </w:r>
+      <w:r>
+        <w:t xml:space="preserve"> to change an email's subject and message. Words in braces, such as </w:t>
+      </w:r>
+      <w:r>
+        <w:rPr>
+          <w:rFonts w:ascii="Consolas" w:hAnsi="Consolas"/>
+          <w:sz w:val="19"/>
+        </w:rPr>
+        <w:t>{name}</w:t>
+      </w:r>
+      <w:r>
+        <w:t xml:space="preserve"> or </w:t>
+      </w:r>
+      <w:r>
+        <w:rPr>
+          <w:rFonts w:ascii="Consolas" w:hAnsi="Consolas"/>
+          <w:sz w:val="19"/>
+        </w:rPr>
+        <w:t>{reference}</w:t>
+      </w:r>
+      <w:r>
+        <w:t xml:space="preserve">, are filled in for each person; the list beside the form says what each one contains. Only those can be used, and a few must stay in: an email that asks someone to confirm their address or reset a password must keep </w:t>
+      </w:r>
+      <w:r>
+        <w:rPr>
+          <w:rFonts w:ascii="Consolas" w:hAnsi="Consolas"/>
+          <w:sz w:val="19"/>
+        </w:rPr>
+        <w:t>{link}</w:t>
+      </w:r>
+      <w:r>
+        <w:t xml:space="preserve">, and a rejection must keep </w:t>
+      </w:r>
+      <w:r>
+        <w:rPr>
+          <w:rFonts w:ascii="Consolas" w:hAnsi="Consolas"/>
+          <w:sz w:val="19"/>
+        </w:rPr>
+        <w:t>{reason}</w:t>
+      </w:r>
+      <w:r>
+        <w:t>.</w:t>
       </w:r>
     </w:p>
     <w:p>
       <w:pPr>
-        <w:pStyle w:val="Heading2"/>
+        <w:jc w:val="left"/>
       </w:pPr>
       <w:r>
         <w:rPr>
-          <w:color w:val="14675B"/>
+          <w:b/>
         </w:rPr>
-        <w:t>Audit log</w:t>
+        <w:t>Preview</w:t>
+      </w:r>
+      <w:r>
+        <w:t xml:space="preserve"> shows the email with sample details without saving it. </w:t>
+      </w:r>
+      <w:r>
+        <w:rPr>
+          <w:b/>
+        </w:rPr>
+        <w:t>Save</w:t>
+      </w:r>
+      <w:r>
+        <w:t xml:space="preserve"> uses the new wording from the next email onwards, and the change is written to the audit log. </w:t>
+      </w:r>
+      <w:r>
+        <w:rPr>
+          <w:b/>
+        </w:rPr>
+        <w:t>Put back the default wording</w:t>
+      </w:r>
+      <w:r>
+        <w:t xml:space="preserve"> undoes every change to that email.</w:t>
       </w:r>
     </w:p>
     <w:p>
@@ -3109,11 +3214,149 @@
               <a:graphicData uri="http://schemas.openxmlformats.org/drawingml/2006/picture">
                 <pic:pic>
                   <pic:nvPicPr>
+                    <pic:cNvPr id="0" name="23-email-edit.png"/>
+                    <pic:cNvPicPr/>
+                  </pic:nvPicPr>
+                  <pic:blipFill>
+                    <a:blip r:embed="rId30"/>
+                    <a:stretch>
+                      <a:fillRect/>
+                    </a:stretch>
+                  </pic:blipFill>
+                  <pic:spPr>
+                    <a:xfrm>
+                      <a:off x="0" y="0"/>
+                      <a:ext cx="5580000" cy="3487500"/>
+                    </a:xfrm>
+                    <a:prstGeom prst="rect"/>
+                  </pic:spPr>
+                </pic:pic>
+              </a:graphicData>
+            </a:graphic>
+          </wp:inline>
+        </w:drawing>
+      </w:r>
+    </w:p>
+    <w:p>
+      <w:pPr>
+        <w:jc w:val="center"/>
+      </w:pPr>
+      <w:r>
+        <w:rPr>
+          <w:i/>
+          <w:color w:val="65716D"/>
+          <w:sz w:val="18"/>
+        </w:rPr>
+        <w:t>Editing an email: the fields it can use are listed beside the form.</w:t>
+      </w:r>
+    </w:p>
+    <w:p>
+      <w:pPr>
+        <w:pStyle w:val="Heading2"/>
+      </w:pPr>
+      <w:r>
+        <w:rPr>
+          <w:color w:val="14675B"/>
+        </w:rPr>
+        <w:t>Data</w:t>
+      </w:r>
+    </w:p>
+    <w:p>
+      <w:pPr>
+        <w:keepNext/>
+        <w:spacing w:before="120" w:after="40"/>
+        <w:jc w:val="center"/>
+      </w:pPr>
+      <w:r>
+        <w:drawing>
+          <wp:inline xmlns:a="http://schemas.openxmlformats.org/drawingml/2006/main" xmlns:pic="http://schemas.openxmlformats.org/drawingml/2006/picture">
+            <wp:extent cx="5580000" cy="3487500"/>
+            <wp:docPr id="23" name="Picture 23"/>
+            <wp:cNvGraphicFramePr>
+              <a:graphicFrameLocks noChangeAspect="1"/>
+            </wp:cNvGraphicFramePr>
+            <a:graphic>
+              <a:graphicData uri="http://schemas.openxmlformats.org/drawingml/2006/picture">
+                <pic:pic>
+                  <pic:nvPicPr>
+                    <pic:cNvPr id="0" name="20-data.png"/>
+                    <pic:cNvPicPr/>
+                  </pic:nvPicPr>
+                  <pic:blipFill>
+                    <a:blip r:embed="rId31"/>
+                    <a:stretch>
+                      <a:fillRect/>
+                    </a:stretch>
+                  </pic:blipFill>
+                  <pic:spPr>
+                    <a:xfrm>
+                      <a:off x="0" y="0"/>
+                      <a:ext cx="5580000" cy="3487500"/>
+                    </a:xfrm>
+                    <a:prstGeom prst="rect"/>
+                  </pic:spPr>
+                </pic:pic>
+              </a:graphicData>
+            </a:graphic>
+          </wp:inline>
+        </w:drawing>
+      </w:r>
+    </w:p>
+    <w:p>
+      <w:pPr>
+        <w:jc w:val="center"/>
+      </w:pPr>
+      <w:r>
+        <w:rPr>
+          <w:i/>
+          <w:color w:val="65716D"/>
+          <w:sz w:val="18"/>
+        </w:rPr>
+        <w:t>Data: import and export in CSV.</w:t>
+      </w:r>
+    </w:p>
+    <w:p>
+      <w:pPr>
+        <w:jc w:val="left"/>
+      </w:pPr>
+      <w:r>
+        <w:t>Download a template, fill it in in Excel, and upload it. Nothing is written until you have seen the preview: every row with a problem is listed with its line number and every reason, so the spreadsheet can be corrected in one go. Users, venues, vehicles and facilities can all be exported.</w:t>
+      </w:r>
+    </w:p>
+    <w:p>
+      <w:pPr>
+        <w:pStyle w:val="Heading2"/>
+      </w:pPr>
+      <w:r>
+        <w:rPr>
+          <w:color w:val="14675B"/>
+        </w:rPr>
+        <w:t>Audit log</w:t>
+      </w:r>
+    </w:p>
+    <w:p>
+      <w:pPr>
+        <w:keepNext/>
+        <w:spacing w:before="120" w:after="40"/>
+        <w:jc w:val="center"/>
+      </w:pPr>
+      <w:r>
+        <w:drawing>
+          <wp:inline xmlns:a="http://schemas.openxmlformats.org/drawingml/2006/main" xmlns:pic="http://schemas.openxmlformats.org/drawingml/2006/picture">
+            <wp:extent cx="5580000" cy="3487500"/>
+            <wp:docPr id="24" name="Picture 24"/>
+            <wp:cNvGraphicFramePr>
+              <a:graphicFrameLocks noChangeAspect="1"/>
+            </wp:cNvGraphicFramePr>
+            <a:graphic>
+              <a:graphicData uri="http://schemas.openxmlformats.org/drawingml/2006/picture">
+                <pic:pic>
+                  <pic:nvPicPr>
                     <pic:cNvPr id="0" name="21-audit.png"/>
                     <pic:cNvPicPr/>
                   </pic:nvPicPr>
                   <pic:blipFill>
-                    <a:blip r:embed="rId30"/>
+                    <a:blip r:embed="rId32"/>
                     <a:stretch>
                       <a:fillRect/>
                     </a:stretch>

--- a/docs/AIKOL Booking System - Admin Guide.docx
+++ b/docs/AIKOL Booking System - Admin Guide.docx
@@ -234,7 +234,7 @@
         <w:rPr>
           <w:color w:val="14675B"/>
         </w:rPr>
-        <w:t>1. Signing in with the authenticator</w:t>
+        <w:t xml:space="preserve">1. Signing in</w:t>
       </w:r>
     </w:p>
     <w:p>
@@ -242,133 +242,7 @@
         <w:jc w:val="left"/>
       </w:pPr>
       <w:r>
-        <w:t xml:space="preserve">Approvers and administrators sign in with a password </w:t>
-      </w:r>
-      <w:r>
-        <w:rPr>
-          <w:b/>
-        </w:rPr>
-        <w:t>and</w:t>
-      </w:r>
-      <w:r>
-        <w:t xml:space="preserve"> a six-digit code from an authenticator app on their phone (Google Authenticator, Microsoft Authenticator or Authy). Ordinary users are not asked for a code.</w:t>
-      </w:r>
-    </w:p>
-    <w:p>
-      <w:pPr>
-        <w:jc w:val="left"/>
-      </w:pPr>
-      <w:r>
-        <w:rPr>
-          <w:b/>
-        </w:rPr>
-        <w:t>The first time</w:t>
-      </w:r>
-      <w:r>
-        <w:t xml:space="preserve">, after your password you are shown a QR code. Scan it with the app, type the six digits the app shows, and continue. You are then shown </w:t>
-      </w:r>
-      <w:r>
-        <w:rPr>
-          <w:b/>
-        </w:rPr>
-        <w:t>ten recovery codes, once only</w:t>
-      </w:r>
-      <w:r>
-        <w:t>. Write them down or print them and keep them somewhere that is not your phone. Each works a single time, in place of the app's code, if your phone is lost.</w:t>
-      </w:r>
-    </w:p>
-    <w:p>
-      <w:pPr>
-        <w:jc w:val="left"/>
-      </w:pPr>
-      <w:r>
-        <w:rPr>
-          <w:b/>
-        </w:rPr>
-        <w:t>Every time after that</w:t>
-      </w:r>
-      <w:r>
-        <w:t>, type the six digits the app shows at that moment.</w:t>
-      </w:r>
-    </w:p>
-    <w:p>
-      <w:pPr>
-        <w:keepNext/>
-        <w:spacing w:before="120" w:after="40"/>
-        <w:jc w:val="center"/>
-      </w:pPr>
-      <w:r>
-        <w:drawing>
-          <wp:inline xmlns:a="http://schemas.openxmlformats.org/drawingml/2006/main" xmlns:pic="http://schemas.openxmlformats.org/drawingml/2006/picture">
-            <wp:extent cx="5580000" cy="3487500"/>
-            <wp:docPr id="1" name="Picture 1"/>
-            <wp:cNvGraphicFramePr>
-              <a:graphicFrameLocks noChangeAspect="1"/>
-            </wp:cNvGraphicFramePr>
-            <a:graphic>
-              <a:graphicData uri="http://schemas.openxmlformats.org/drawingml/2006/picture">
-                <pic:pic>
-                  <pic:nvPicPr>
-                    <pic:cNvPr id="0" name="00-enter-code.png"/>
-                    <pic:cNvPicPr/>
-                  </pic:nvPicPr>
-                  <pic:blipFill>
-                    <a:blip r:embed="rId9"/>
-                    <a:stretch>
-                      <a:fillRect/>
-                    </a:stretch>
-                  </pic:blipFill>
-                  <pic:spPr>
-                    <a:xfrm>
-                      <a:off x="0" y="0"/>
-                      <a:ext cx="5580000" cy="3487500"/>
-                    </a:xfrm>
-                    <a:prstGeom prst="rect"/>
-                  </pic:spPr>
-                </pic:pic>
-              </a:graphicData>
-            </a:graphic>
-          </wp:inline>
-        </w:drawing>
-      </w:r>
-    </w:p>
-    <w:p>
-      <w:pPr>
-        <w:jc w:val="center"/>
-      </w:pPr>
-      <w:r>
-        <w:rPr>
-          <w:i/>
-          <w:color w:val="65716D"/>
-          <w:sz w:val="18"/>
-        </w:rPr>
-        <w:t>After the password, the code from the authenticator app.</w:t>
-      </w:r>
-    </w:p>
-    <w:p>
-      <w:pPr>
-        <w:jc w:val="left"/>
-      </w:pPr>
-      <w:r>
-        <w:t xml:space="preserve">If a colleague loses both their phone and their recovery codes, open their record under </w:t>
-      </w:r>
-      <w:r>
-        <w:rPr>
-          <w:b/>
-        </w:rPr>
-        <w:t>People</w:t>
-      </w:r>
-      <w:r>
-        <w:t xml:space="preserve"> and choose </w:t>
-      </w:r>
-      <w:r>
-        <w:rPr>
-          <w:b/>
-        </w:rPr>
-        <w:t>Reset authenticator</w:t>
-      </w:r>
-      <w:r>
-        <w:t>. They set up a new one at their next sign-in. You cannot reset your own; ask another administrator.</w:t>
+        <w:t xml:space="preserve">Approvers and administrators sign in on the same page as everyone else, with their email address and password. No code from a phone is needed.</w:t>
       </w:r>
     </w:p>
     <w:p>
@@ -720,7 +594,7 @@
               <w:rPr>
                 <w:sz w:val="19"/>
               </w:rPr>
-              <w:t>Every account, roles and authenticators</w:t>
+              <w:t xml:space="preserve">Every account and its role</w:t>
             </w:r>
           </w:p>
         </w:tc>
@@ -2361,7 +2235,7 @@
           <w:color w:val="65716D"/>
           <w:sz w:val="18"/>
         </w:rPr>
-        <w:t>A person's record, with the authenticator section below.</w:t>
+        <w:t xml:space="preserve">A person's record.</w:t>
       </w:r>
     </w:p>
     <w:p>
@@ -2375,15 +2249,7 @@
         <w:t>Role.</w:t>
       </w:r>
       <w:r>
-        <w:t xml:space="preserve"> User, Approver or Administrator. A person made an approver or administrator is asked to</w:t>
-      </w:r>
-    </w:p>
-    <w:p>
-      <w:pPr>
-        <w:jc w:val="left"/>
-      </w:pPr>
-      <w:r>
-        <w:t>set up the authenticator at their next sign-in.</w:t>
+        <w:t xml:space="preserve"> User, Approver or Administrator.</w:t>
       </w:r>
     </w:p>
     <w:p>
@@ -3747,91 +3613,6 @@
                 <w:sz w:val="19"/>
               </w:rPr>
               <w:t>It is still active, or it has bookings. Make it inactive; that keeps its history.</w:t>
-            </w:r>
-          </w:p>
-        </w:tc>
-      </w:tr>
-      <w:tr>
-        <w:tc>
-          <w:tcPr>
-            <w:tcW w:type="dxa" w:w="4873"/>
-          </w:tcPr>
-          <w:p>
-            <w:pPr>
-              <w:spacing w:before="40" w:after="40"/>
-            </w:pPr>
-            <w:r/>
-            <w:r>
-              <w:rPr>
-                <w:sz w:val="19"/>
-              </w:rPr>
-              <w:t>A colleague is locked out of the authenticator</w:t>
-            </w:r>
-          </w:p>
-        </w:tc>
-        <w:tc>
-          <w:tcPr>
-            <w:tcW w:type="dxa" w:w="4873"/>
-          </w:tcPr>
-          <w:p>
-            <w:pPr>
-              <w:spacing w:before="40" w:after="40"/>
-            </w:pPr>
-            <w:r/>
-            <w:r>
-              <w:rPr>
-                <w:sz w:val="19"/>
-              </w:rPr>
-              <w:t xml:space="preserve">People, open their record, </w:t>
-            </w:r>
-            <w:r>
-              <w:rPr>
-                <w:b/>
-                <w:sz w:val="19"/>
-              </w:rPr>
-              <w:t>Reset authenticator</w:t>
-            </w:r>
-            <w:r>
-              <w:rPr>
-                <w:sz w:val="19"/>
-              </w:rPr>
-              <w:t>.</w:t>
-            </w:r>
-          </w:p>
-        </w:tc>
-      </w:tr>
-      <w:tr>
-        <w:tc>
-          <w:tcPr>
-            <w:tcW w:type="dxa" w:w="4873"/>
-          </w:tcPr>
-          <w:p>
-            <w:pPr>
-              <w:spacing w:before="40" w:after="40"/>
-            </w:pPr>
-            <w:r/>
-            <w:r>
-              <w:rPr>
-                <w:sz w:val="19"/>
-              </w:rPr>
-              <w:t>You are locked out of your own authenticator</w:t>
-            </w:r>
-          </w:p>
-        </w:tc>
-        <w:tc>
-          <w:tcPr>
-            <w:tcW w:type="dxa" w:w="4873"/>
-          </w:tcPr>
-          <w:p>
-            <w:pPr>
-              <w:spacing w:before="40" w:after="40"/>
-            </w:pPr>
-            <w:r/>
-            <w:r>
-              <w:rPr>
-                <w:sz w:val="19"/>
-              </w:rPr>
-              <w:t>Use a recovery code, or ask another administrator to reset it.</w:t>
             </w:r>
           </w:p>
         </w:tc>
